--- a/Space_News_09_08_2026.docx
+++ b/Space_News_09_08_2026.docx
@@ -181,7 +181,7 @@
       <w:r>
         <w:drawing>
           <wp:inline xmlns:a="http://schemas.openxmlformats.org/drawingml/2006/main" xmlns:pic="http://schemas.openxmlformats.org/drawingml/2006/picture">
-            <wp:extent cx="4389120" cy="4389120"/>
+            <wp:extent cx="4389120" cy="2468880"/>
             <wp:docPr id="3" name="Picture 3"/>
             <wp:cNvGraphicFramePr>
               <a:graphicFrameLocks noChangeAspect="1"/>
@@ -202,7 +202,7 @@
                   <pic:spPr>
                     <a:xfrm>
                       <a:off x="0" y="0"/>
-                      <a:ext cx="4389120" cy="4389120"/>
+                      <a:ext cx="4389120" cy="2468880"/>
                     </a:xfrm>
                     <a:prstGeom prst="rect"/>
                   </pic:spPr>
@@ -270,7 +270,7 @@
       <w:r>
         <w:drawing>
           <wp:inline xmlns:a="http://schemas.openxmlformats.org/drawingml/2006/main" xmlns:pic="http://schemas.openxmlformats.org/drawingml/2006/picture">
-            <wp:extent cx="4389120" cy="1387337"/>
+            <wp:extent cx="4389120" cy="2468880"/>
             <wp:docPr id="4" name="Picture 4"/>
             <wp:cNvGraphicFramePr>
               <a:graphicFrameLocks noChangeAspect="1"/>
@@ -291,7 +291,7 @@
                   <pic:spPr>
                     <a:xfrm>
                       <a:off x="0" y="0"/>
-                      <a:ext cx="4389120" cy="1387337"/>
+                      <a:ext cx="4389120" cy="2468880"/>
                     </a:xfrm>
                     <a:prstGeom prst="rect"/>
                   </pic:spPr>
@@ -353,6 +353,46 @@
     </w:p>
     <w:p>
       <w:pPr>
+        <w:spacing w:after="120"/>
+        <w:jc w:val="center"/>
+      </w:pPr>
+      <w:r>
+        <w:drawing>
+          <wp:inline xmlns:a="http://schemas.openxmlformats.org/drawingml/2006/main" xmlns:pic="http://schemas.openxmlformats.org/drawingml/2006/picture">
+            <wp:extent cx="4389120" cy="2305751"/>
+            <wp:docPr id="5" name="Picture 5"/>
+            <wp:cNvGraphicFramePr>
+              <a:graphicFrameLocks noChangeAspect="1"/>
+            </wp:cNvGraphicFramePr>
+            <a:graphic>
+              <a:graphicData uri="http://schemas.openxmlformats.org/drawingml/2006/picture">
+                <pic:pic>
+                  <pic:nvPicPr>
+                    <pic:cNvPr id="0" name="image.png"/>
+                    <pic:cNvPicPr/>
+                  </pic:nvPicPr>
+                  <pic:blipFill>
+                    <a:blip r:embed="rId17"/>
+                    <a:stretch>
+                      <a:fillRect/>
+                    </a:stretch>
+                  </pic:blipFill>
+                  <pic:spPr>
+                    <a:xfrm>
+                      <a:off x="0" y="0"/>
+                      <a:ext cx="4389120" cy="2305751"/>
+                    </a:xfrm>
+                    <a:prstGeom prst="rect"/>
+                  </pic:spPr>
+                </pic:pic>
+              </a:graphicData>
+            </a:graphic>
+          </wp:inline>
+        </w:drawing>
+      </w:r>
+    </w:p>
+    <w:p>
+      <w:pPr>
         <w:spacing w:after="120" w:line="276" w:lineRule="auto"/>
         <w:jc w:val="both"/>
       </w:pPr>
@@ -390,7 +430,7 @@
         <w:spacing w:after="80"/>
         <w:jc w:val="left"/>
       </w:pPr>
-      <w:hyperlink r:id="rId17">
+      <w:hyperlink r:id="rId18">
         <w:r>
           <w:rPr>
             <w:color w:val="0000FF"/>
@@ -409,7 +449,7 @@
         <w:drawing>
           <wp:inline xmlns:a="http://schemas.openxmlformats.org/drawingml/2006/main" xmlns:pic="http://schemas.openxmlformats.org/drawingml/2006/picture">
             <wp:extent cx="4389120" cy="2194560"/>
-            <wp:docPr id="5" name="Picture 5"/>
+            <wp:docPr id="6" name="Picture 6"/>
             <wp:cNvGraphicFramePr>
               <a:graphicFrameLocks noChangeAspect="1"/>
             </wp:cNvGraphicFramePr>
@@ -421,7 +461,7 @@
                     <pic:cNvPicPr/>
                   </pic:nvPicPr>
                   <pic:blipFill>
-                    <a:blip r:embed="rId18"/>
+                    <a:blip r:embed="rId19"/>
                     <a:stretch>
                       <a:fillRect/>
                     </a:stretch>
@@ -479,7 +519,7 @@
         <w:spacing w:after="80"/>
         <w:jc w:val="left"/>
       </w:pPr>
-      <w:hyperlink r:id="rId19">
+      <w:hyperlink r:id="rId20">
         <w:r>
           <w:rPr>
             <w:color w:val="0000FF"/>
@@ -488,6 +528,46 @@
           <w:t>Read more</w:t>
         </w:r>
       </w:hyperlink>
+    </w:p>
+    <w:p>
+      <w:pPr>
+        <w:spacing w:after="120"/>
+        <w:jc w:val="center"/>
+      </w:pPr>
+      <w:r>
+        <w:drawing>
+          <wp:inline xmlns:a="http://schemas.openxmlformats.org/drawingml/2006/main" xmlns:pic="http://schemas.openxmlformats.org/drawingml/2006/picture">
+            <wp:extent cx="4389120" cy="2446934"/>
+            <wp:docPr id="7" name="Picture 7"/>
+            <wp:cNvGraphicFramePr>
+              <a:graphicFrameLocks noChangeAspect="1"/>
+            </wp:cNvGraphicFramePr>
+            <a:graphic>
+              <a:graphicData uri="http://schemas.openxmlformats.org/drawingml/2006/picture">
+                <pic:pic>
+                  <pic:nvPicPr>
+                    <pic:cNvPr id="0" name="image.jpg"/>
+                    <pic:cNvPicPr/>
+                  </pic:nvPicPr>
+                  <pic:blipFill>
+                    <a:blip r:embed="rId21"/>
+                    <a:stretch>
+                      <a:fillRect/>
+                    </a:stretch>
+                  </pic:blipFill>
+                  <pic:spPr>
+                    <a:xfrm>
+                      <a:off x="0" y="0"/>
+                      <a:ext cx="4389120" cy="2446934"/>
+                    </a:xfrm>
+                    <a:prstGeom prst="rect"/>
+                  </pic:spPr>
+                </pic:pic>
+              </a:graphicData>
+            </a:graphic>
+          </wp:inline>
+        </w:drawing>
+      </w:r>
     </w:p>
     <w:p>
       <w:pPr>
@@ -528,7 +608,7 @@
         <w:spacing w:after="80"/>
         <w:jc w:val="left"/>
       </w:pPr>
-      <w:hyperlink r:id="rId20">
+      <w:hyperlink r:id="rId22">
         <w:r>
           <w:rPr>
             <w:color w:val="0000FF"/>
@@ -547,7 +627,7 @@
         <w:drawing>
           <wp:inline xmlns:a="http://schemas.openxmlformats.org/drawingml/2006/main" xmlns:pic="http://schemas.openxmlformats.org/drawingml/2006/picture">
             <wp:extent cx="4389120" cy="2468880"/>
-            <wp:docPr id="6" name="Picture 6"/>
+            <wp:docPr id="8" name="Picture 8"/>
             <wp:cNvGraphicFramePr>
               <a:graphicFrameLocks noChangeAspect="1"/>
             </wp:cNvGraphicFramePr>
@@ -559,7 +639,7 @@
                     <pic:cNvPicPr/>
                   </pic:nvPicPr>
                   <pic:blipFill>
-                    <a:blip r:embed="rId21"/>
+                    <a:blip r:embed="rId23"/>
                     <a:stretch>
                       <a:fillRect/>
                     </a:stretch>
@@ -617,7 +697,7 @@
         <w:spacing w:after="80"/>
         <w:jc w:val="left"/>
       </w:pPr>
-      <w:hyperlink r:id="rId22">
+      <w:hyperlink r:id="rId24">
         <w:r>
           <w:rPr>
             <w:color w:val="0000FF"/>
@@ -636,7 +716,7 @@
         <w:drawing>
           <wp:inline xmlns:a="http://schemas.openxmlformats.org/drawingml/2006/main" xmlns:pic="http://schemas.openxmlformats.org/drawingml/2006/picture">
             <wp:extent cx="4389120" cy="3531870"/>
-            <wp:docPr id="7" name="Picture 7"/>
+            <wp:docPr id="9" name="Picture 9"/>
             <wp:cNvGraphicFramePr>
               <a:graphicFrameLocks noChangeAspect="1"/>
             </wp:cNvGraphicFramePr>
@@ -648,7 +728,7 @@
                     <pic:cNvPicPr/>
                   </pic:nvPicPr>
                   <pic:blipFill>
-                    <a:blip r:embed="rId23"/>
+                    <a:blip r:embed="rId25"/>
                     <a:stretch>
                       <a:fillRect/>
                     </a:stretch>
@@ -706,7 +786,7 @@
         <w:spacing w:after="80"/>
         <w:jc w:val="left"/>
       </w:pPr>
-      <w:hyperlink r:id="rId24">
+      <w:hyperlink r:id="rId26">
         <w:r>
           <w:rPr>
             <w:color w:val="0000FF"/>
@@ -725,7 +805,7 @@
         <w:drawing>
           <wp:inline xmlns:a="http://schemas.openxmlformats.org/drawingml/2006/main" xmlns:pic="http://schemas.openxmlformats.org/drawingml/2006/picture">
             <wp:extent cx="4389120" cy="2468880"/>
-            <wp:docPr id="8" name="Picture 8"/>
+            <wp:docPr id="10" name="Picture 10"/>
             <wp:cNvGraphicFramePr>
               <a:graphicFrameLocks noChangeAspect="1"/>
             </wp:cNvGraphicFramePr>
@@ -737,7 +817,7 @@
                     <pic:cNvPicPr/>
                   </pic:nvPicPr>
                   <pic:blipFill>
-                    <a:blip r:embed="rId25"/>
+                    <a:blip r:embed="rId27"/>
                     <a:stretch>
                       <a:fillRect/>
                     </a:stretch>
@@ -795,7 +875,7 @@
         <w:spacing w:after="80"/>
         <w:jc w:val="left"/>
       </w:pPr>
-      <w:hyperlink r:id="rId26">
+      <w:hyperlink r:id="rId28">
         <w:r>
           <w:rPr>
             <w:color w:val="0000FF"/>
@@ -807,6 +887,46 @@
     </w:p>
     <w:p>
       <w:pPr>
+        <w:spacing w:after="120"/>
+        <w:jc w:val="center"/>
+      </w:pPr>
+      <w:r>
+        <w:drawing>
+          <wp:inline xmlns:a="http://schemas.openxmlformats.org/drawingml/2006/main" xmlns:pic="http://schemas.openxmlformats.org/drawingml/2006/picture">
+            <wp:extent cx="4389120" cy="2835449"/>
+            <wp:docPr id="11" name="Picture 11"/>
+            <wp:cNvGraphicFramePr>
+              <a:graphicFrameLocks noChangeAspect="1"/>
+            </wp:cNvGraphicFramePr>
+            <a:graphic>
+              <a:graphicData uri="http://schemas.openxmlformats.org/drawingml/2006/picture">
+                <pic:pic>
+                  <pic:nvPicPr>
+                    <pic:cNvPr id="0" name="image.png"/>
+                    <pic:cNvPicPr/>
+                  </pic:nvPicPr>
+                  <pic:blipFill>
+                    <a:blip r:embed="rId29"/>
+                    <a:stretch>
+                      <a:fillRect/>
+                    </a:stretch>
+                  </pic:blipFill>
+                  <pic:spPr>
+                    <a:xfrm>
+                      <a:off x="0" y="0"/>
+                      <a:ext cx="4389120" cy="2835449"/>
+                    </a:xfrm>
+                    <a:prstGeom prst="rect"/>
+                  </pic:spPr>
+                </pic:pic>
+              </a:graphicData>
+            </a:graphic>
+          </wp:inline>
+        </w:drawing>
+      </w:r>
+    </w:p>
+    <w:p>
+      <w:pPr>
         <w:spacing w:after="120" w:line="276" w:lineRule="auto"/>
         <w:jc w:val="both"/>
       </w:pPr>
@@ -815,7 +935,7 @@
           <w:rFonts w:ascii="Times New Roman" w:hAnsi="Times New Roman"/>
           <w:sz w:val="24"/>
         </w:rPr>
-        <w:t>Update Aug. 8, 2:31 p.m. EDT (1831 UTC): SpaceX confirms deployment of the 24 satellites. SpaceX's West Coast surge in Starlink launches continued Saturday with another batch of satellites for its internet service set to go into orbit atop a Falcon 9 rocket. Liftoff of the Starlink 17-38 mission from Vandenberg Space Force Base in California happened at 9:35 a.m. PDT (12:35 p.m. EDT / 1635 UTC). It was SpaceX's 50th launch from the West Coast this year as it ramps up launches there while the flight rate from the East Coast has fallen as the company focuses on ramping up Starship preparations. SpaceX assigned first stage booster B1093 to this mission. It joined the Falcon 9 fleet in April 2025 and has flown 15 previous missions: SDA-T1TL-B and SDA-T1TL-C for the Space Development Agency, the Transporter-16 rideshare mission and 12 Starlink deliveries. The booster took a south-south-westerly trajectory after departing Space Launch Complex 4E. It landed on the drone ship 'Of Course I Still Love you' in Pacific Ocean about eight minutes, 19 seconds after liftoff. The 24 Starlink satellites stacked atop the second stage of the Falcon 9 were deployed just over an hour into flight. It was the 71st operational Starlink delivery mission of the year.</w:t>
+        <w:t>Update Aug. 8, 2:31 p.m. EDT (1831 UTC): SpaceX confirms deployment of the 24 satellites. SpaceX's West Coast surge in Starlink launches continued Saturday with another batch of satellites for its internet service going into orbit atop a Falcon 9 rocket. Liftoff of the Starlink 17-38 mission from Vandenberg Space Force Base in California happened at 9:35 a.m. PDT (12:35 p.m. EDT / 1635 UTC). It was SpaceX's 50th launch from the West Coast this year as it ramps up launches there while the flight rate from the East Coast has fallen as the company focuses on ramping up Starship preparations. SpaceX assigned first stage booster B1093 to this mission. It joined the Falcon 9 fleet in April 2025 and had flown 15 previous missions: SDA-T1TL-B and SDA-T1TL-C for the Space Development Agency, the Transporter-16 rideshare mission and 12 Starlink deliveries. The booster took a south-south-westerly trajectory after departing Space Launch Complex 4E. It landed on the drone ship 'Of Course I Still Love you' in Pacific Ocean about eight minutes, 19 seconds after liftoff. The 24 Starlink satellites stacked atop the second stage of the Falcon 9 were deployed just over an hour into flight. It was the 71st operational Starlink delivery mission of the year.</w:t>
       </w:r>
     </w:p>
     <w:p>
@@ -844,7 +964,7 @@
         <w:spacing w:after="80"/>
         <w:jc w:val="left"/>
       </w:pPr>
-      <w:hyperlink r:id="rId27">
+      <w:hyperlink r:id="rId30">
         <w:r>
           <w:rPr>
             <w:color w:val="0000FF"/>
@@ -853,6 +973,46 @@
           <w:t>Read more</w:t>
         </w:r>
       </w:hyperlink>
+    </w:p>
+    <w:p>
+      <w:pPr>
+        <w:spacing w:after="120"/>
+        <w:jc w:val="center"/>
+      </w:pPr>
+      <w:r>
+        <w:drawing>
+          <wp:inline xmlns:a="http://schemas.openxmlformats.org/drawingml/2006/main" xmlns:pic="http://schemas.openxmlformats.org/drawingml/2006/picture">
+            <wp:extent cx="4389120" cy="2470912"/>
+            <wp:docPr id="12" name="Picture 12"/>
+            <wp:cNvGraphicFramePr>
+              <a:graphicFrameLocks noChangeAspect="1"/>
+            </wp:cNvGraphicFramePr>
+            <a:graphic>
+              <a:graphicData uri="http://schemas.openxmlformats.org/drawingml/2006/picture">
+                <pic:pic>
+                  <pic:nvPicPr>
+                    <pic:cNvPr id="0" name="image.png"/>
+                    <pic:cNvPicPr/>
+                  </pic:nvPicPr>
+                  <pic:blipFill>
+                    <a:blip r:embed="rId31"/>
+                    <a:stretch>
+                      <a:fillRect/>
+                    </a:stretch>
+                  </pic:blipFill>
+                  <pic:spPr>
+                    <a:xfrm>
+                      <a:off x="0" y="0"/>
+                      <a:ext cx="4389120" cy="2470912"/>
+                    </a:xfrm>
+                    <a:prstGeom prst="rect"/>
+                  </pic:spPr>
+                </pic:pic>
+              </a:graphicData>
+            </a:graphic>
+          </wp:inline>
+        </w:drawing>
+      </w:r>
     </w:p>
     <w:p>
       <w:pPr>
@@ -893,7 +1053,7 @@
         <w:spacing w:after="80"/>
         <w:jc w:val="left"/>
       </w:pPr>
-      <w:hyperlink r:id="rId28">
+      <w:hyperlink r:id="rId32">
         <w:r>
           <w:rPr>
             <w:color w:val="0000FF"/>
@@ -902,6 +1062,46 @@
           <w:t>Read more</w:t>
         </w:r>
       </w:hyperlink>
+    </w:p>
+    <w:p>
+      <w:pPr>
+        <w:spacing w:after="120"/>
+        <w:jc w:val="center"/>
+      </w:pPr>
+      <w:r>
+        <w:drawing>
+          <wp:inline xmlns:a="http://schemas.openxmlformats.org/drawingml/2006/main" xmlns:pic="http://schemas.openxmlformats.org/drawingml/2006/picture">
+            <wp:extent cx="4389120" cy="2718092"/>
+            <wp:docPr id="13" name="Picture 13"/>
+            <wp:cNvGraphicFramePr>
+              <a:graphicFrameLocks noChangeAspect="1"/>
+            </wp:cNvGraphicFramePr>
+            <a:graphic>
+              <a:graphicData uri="http://schemas.openxmlformats.org/drawingml/2006/picture">
+                <pic:pic>
+                  <pic:nvPicPr>
+                    <pic:cNvPr id="0" name="image.png"/>
+                    <pic:cNvPicPr/>
+                  </pic:nvPicPr>
+                  <pic:blipFill>
+                    <a:blip r:embed="rId33"/>
+                    <a:stretch>
+                      <a:fillRect/>
+                    </a:stretch>
+                  </pic:blipFill>
+                  <pic:spPr>
+                    <a:xfrm>
+                      <a:off x="0" y="0"/>
+                      <a:ext cx="4389120" cy="2718092"/>
+                    </a:xfrm>
+                    <a:prstGeom prst="rect"/>
+                  </pic:spPr>
+                </pic:pic>
+              </a:graphicData>
+            </a:graphic>
+          </wp:inline>
+        </w:drawing>
+      </w:r>
     </w:p>
     <w:p>
       <w:pPr>

--- a/Space_News_09_08_2026.docx
+++ b/Space_News_09_08_2026.docx
@@ -155,7 +155,7 @@
           <w:b/>
           <w:sz w:val="26"/>
         </w:rPr>
-        <w:t>1. PWD suspends three engineers, contractor's registration after Nanda Ki Chowki approach road collapse</w:t>
+        <w:t>1. ISRO Scientist recruitment 2026: Applications open for 93 posts, selection based on GATE score - The Times of India</w:t>
       </w:r>
     </w:p>
     <w:p>
@@ -223,7 +223,7 @@
           <w:rFonts w:ascii="Times New Roman" w:hAnsi="Times New Roman"/>
           <w:sz w:val="24"/>
         </w:rPr>
-        <w:t>PIONEER EDGE NEWS SERVICE/Dehradun The Public Works Department (PWD) has suspended three engineers over damage to the approach road of newly constructed Tons river bridge at Nanda Ki Chowki. Executive engineer Rajesh Kumar, assistant engineer Amit Kumar Tyagi and junior engineer Naveen Gairola were suspended following the incident, as ordered by PWD secretary Pankaj Pandey. The authorities also suspended the registration of the contractor following the collapse of the approach road on July 28. According to the office order issued by the authorities on Friday, the preliminary probe revealed various serious technical shortcomings. The inquiry found that the design consultant was required to prepare the design for diversion of the river, which was not done. The flow of the Tons river became concentrated towards a single span of the bridge, causing heavy scouring upstream of the abutment and creating a cavity beneath the approach road. The bridge was constructed at a cost of around Rs 16 crore and opened to traffic on July 12. According to the suspension order issued by Pandey, Kumar failed to ensure proper technical supervision, quality control and compliance with contractual conditions. He has been suspended under Rule 4(1) of the Uttarakhand Government Servants (Discipline and Appeal) Rules 2003 and attached to the office of the PWD chief engineer Dehradun. The department also acted against the contractor on Saturday. In an office memorandum dated August 8, the PWD suspended the registration of M/s Himalayan Construction Dehradun which was executing the bridge reconstruction and strengthening work. The firm has also been barred from participating in PWD tenders until further orders. The order says that the inquiry found that the scour depth at the site had not been properly assessed. The inquiry officer recommended Ground Penetration Radar (GPR) and Electrical Resistivity Test (ERT) to assess the extent of the scouring. The registration of Himalayan Construction has been suspended with the immediate effect till the assessment is completed and further orders are issued.</w:t>
+        <w:t>ISRO Scientist recruitment 2026: Applications open for 93 posts, selection based on GATE score The Times of India</w:t>
       </w:r>
     </w:p>
     <w:p>
@@ -244,7 +244,7 @@
           <w:b/>
           <w:sz w:val="26"/>
         </w:rPr>
-        <w:t>2. ISRO Scientist recruitment 2026: Applications open for 93 posts, selection based on GATE score - The Times of India</w:t>
+        <w:t>2. India's Orbital Safety Strategy: How ISRO is tackling space debris through collision avoidance &amp; advanced tracking - organiser.org</w:t>
       </w:r>
     </w:p>
     <w:p>
@@ -270,7 +270,7 @@
       <w:r>
         <w:drawing>
           <wp:inline xmlns:a="http://schemas.openxmlformats.org/drawingml/2006/main" xmlns:pic="http://schemas.openxmlformats.org/drawingml/2006/picture">
-            <wp:extent cx="4389120" cy="2468880"/>
+            <wp:extent cx="4389120" cy="2305751"/>
             <wp:docPr id="4" name="Picture 4"/>
             <wp:cNvGraphicFramePr>
               <a:graphicFrameLocks noChangeAspect="1"/>
@@ -284,95 +284,6 @@
                   </pic:nvPicPr>
                   <pic:blipFill>
                     <a:blip r:embed="rId15"/>
-                    <a:stretch>
-                      <a:fillRect/>
-                    </a:stretch>
-                  </pic:blipFill>
-                  <pic:spPr>
-                    <a:xfrm>
-                      <a:off x="0" y="0"/>
-                      <a:ext cx="4389120" cy="2468880"/>
-                    </a:xfrm>
-                    <a:prstGeom prst="rect"/>
-                  </pic:spPr>
-                </pic:pic>
-              </a:graphicData>
-            </a:graphic>
-          </wp:inline>
-        </w:drawing>
-      </w:r>
-    </w:p>
-    <w:p>
-      <w:pPr>
-        <w:spacing w:after="120" w:line="276" w:lineRule="auto"/>
-        <w:jc w:val="both"/>
-      </w:pPr>
-      <w:r>
-        <w:rPr>
-          <w:rFonts w:ascii="Times New Roman" w:hAnsi="Times New Roman"/>
-          <w:sz w:val="24"/>
-        </w:rPr>
-        <w:t>ISRO Scientist recruitment 2026: Applications open for 93 posts, selection based on GATE score The Times of India</w:t>
-      </w:r>
-    </w:p>
-    <w:p>
-      <w:pPr>
-        <w:pBdr>
-          <w:bottom w:val="single" w:sz="6" w:space="6" w:color="A6A6A6"/>
-        </w:pBdr>
-      </w:pPr>
-    </w:p>
-    <w:p/>
-    <w:p>
-      <w:pPr>
-        <w:spacing w:after="60"/>
-      </w:pPr>
-      <w:r>
-        <w:rPr>
-          <w:rFonts w:ascii="Times New Roman" w:hAnsi="Times New Roman"/>
-          <w:b/>
-          <w:sz w:val="26"/>
-        </w:rPr>
-        <w:t>3. India's Orbital Safety Strategy: How ISRO is tackling space debris through collision avoidance &amp; advanced tracking - organiser.org</w:t>
-      </w:r>
-    </w:p>
-    <w:p>
-      <w:pPr>
-        <w:spacing w:after="80"/>
-        <w:jc w:val="left"/>
-      </w:pPr>
-      <w:hyperlink r:id="rId16">
-        <w:r>
-          <w:rPr>
-            <w:color w:val="0000FF"/>
-            <w:u w:val="single"/>
-          </w:rPr>
-          <w:t>Read more</w:t>
-        </w:r>
-      </w:hyperlink>
-    </w:p>
-    <w:p>
-      <w:pPr>
-        <w:spacing w:after="120"/>
-        <w:jc w:val="center"/>
-      </w:pPr>
-      <w:r>
-        <w:drawing>
-          <wp:inline xmlns:a="http://schemas.openxmlformats.org/drawingml/2006/main" xmlns:pic="http://schemas.openxmlformats.org/drawingml/2006/picture">
-            <wp:extent cx="4389120" cy="2305751"/>
-            <wp:docPr id="5" name="Picture 5"/>
-            <wp:cNvGraphicFramePr>
-              <a:graphicFrameLocks noChangeAspect="1"/>
-            </wp:cNvGraphicFramePr>
-            <a:graphic>
-              <a:graphicData uri="http://schemas.openxmlformats.org/drawingml/2006/picture">
-                <pic:pic>
-                  <pic:nvPicPr>
-                    <pic:cNvPr id="0" name="image.png"/>
-                    <pic:cNvPicPr/>
-                  </pic:nvPicPr>
-                  <pic:blipFill>
-                    <a:blip r:embed="rId17"/>
                     <a:stretch>
                       <a:fillRect/>
                     </a:stretch>
@@ -422,7 +333,7 @@
           <w:b/>
           <w:sz w:val="26"/>
         </w:rPr>
-        <w:t>4. ISRO Scientist Recruitment 2026: Registrations begin; check details - Education Times</w:t>
+        <w:t>3. ISRO Scientist Recruitment 2026: Registrations begin; check details - Education Times</w:t>
       </w:r>
     </w:p>
     <w:p>
@@ -430,7 +341,7 @@
         <w:spacing w:after="80"/>
         <w:jc w:val="left"/>
       </w:pPr>
-      <w:hyperlink r:id="rId18">
+      <w:hyperlink r:id="rId16">
         <w:r>
           <w:rPr>
             <w:color w:val="0000FF"/>
@@ -449,7 +360,7 @@
         <w:drawing>
           <wp:inline xmlns:a="http://schemas.openxmlformats.org/drawingml/2006/main" xmlns:pic="http://schemas.openxmlformats.org/drawingml/2006/picture">
             <wp:extent cx="4389120" cy="2194560"/>
-            <wp:docPr id="6" name="Picture 6"/>
+            <wp:docPr id="5" name="Picture 5"/>
             <wp:cNvGraphicFramePr>
               <a:graphicFrameLocks noChangeAspect="1"/>
             </wp:cNvGraphicFramePr>
@@ -461,7 +372,7 @@
                     <pic:cNvPicPr/>
                   </pic:nvPicPr>
                   <pic:blipFill>
-                    <a:blip r:embed="rId19"/>
+                    <a:blip r:embed="rId17"/>
                     <a:stretch>
                       <a:fillRect/>
                     </a:stretch>
@@ -511,7 +422,7 @@
           <w:b/>
           <w:sz w:val="26"/>
         </w:rPr>
-        <w:t>5. ISRO-NRSC study uses satellite data, AI to map soil health in Andhra farmland - The Times of India</w:t>
+        <w:t>4. ISRO-NRSC study uses satellite data, AI to map soil health in Andhra farmland - The Times of India</w:t>
       </w:r>
     </w:p>
     <w:p>
@@ -519,7 +430,7 @@
         <w:spacing w:after="80"/>
         <w:jc w:val="left"/>
       </w:pPr>
-      <w:hyperlink r:id="rId20">
+      <w:hyperlink r:id="rId18">
         <w:r>
           <w:rPr>
             <w:color w:val="0000FF"/>
@@ -538,7 +449,7 @@
         <w:drawing>
           <wp:inline xmlns:a="http://schemas.openxmlformats.org/drawingml/2006/main" xmlns:pic="http://schemas.openxmlformats.org/drawingml/2006/picture">
             <wp:extent cx="4389120" cy="2446934"/>
-            <wp:docPr id="7" name="Picture 7"/>
+            <wp:docPr id="6" name="Picture 6"/>
             <wp:cNvGraphicFramePr>
               <a:graphicFrameLocks noChangeAspect="1"/>
             </wp:cNvGraphicFramePr>
@@ -550,7 +461,7 @@
                     <pic:cNvPicPr/>
                   </pic:nvPicPr>
                   <pic:blipFill>
-                    <a:blip r:embed="rId21"/>
+                    <a:blip r:embed="rId19"/>
                     <a:stretch>
                       <a:fillRect/>
                     </a:stretch>
@@ -600,7 +511,7 @@
           <w:b/>
           <w:sz w:val="26"/>
         </w:rPr>
-        <w:t>6. SpaceX launches 24 Starlink satellites to orbit from California (video)</w:t>
+        <w:t>5. SpaceX launches 24 Starlink satellites to orbit from California (video)</w:t>
       </w:r>
     </w:p>
     <w:p>
@@ -608,7 +519,7 @@
         <w:spacing w:after="80"/>
         <w:jc w:val="left"/>
       </w:pPr>
-      <w:hyperlink r:id="rId22">
+      <w:hyperlink r:id="rId20">
         <w:r>
           <w:rPr>
             <w:color w:val="0000FF"/>
@@ -627,7 +538,7 @@
         <w:drawing>
           <wp:inline xmlns:a="http://schemas.openxmlformats.org/drawingml/2006/main" xmlns:pic="http://schemas.openxmlformats.org/drawingml/2006/picture">
             <wp:extent cx="4389120" cy="2468880"/>
-            <wp:docPr id="8" name="Picture 8"/>
+            <wp:docPr id="7" name="Picture 7"/>
             <wp:cNvGraphicFramePr>
               <a:graphicFrameLocks noChangeAspect="1"/>
             </wp:cNvGraphicFramePr>
@@ -639,7 +550,7 @@
                     <pic:cNvPicPr/>
                   </pic:nvPicPr>
                   <pic:blipFill>
-                    <a:blip r:embed="rId23"/>
+                    <a:blip r:embed="rId21"/>
                     <a:stretch>
                       <a:fillRect/>
                     </a:stretch>
@@ -689,7 +600,7 @@
           <w:b/>
           <w:sz w:val="26"/>
         </w:rPr>
-        <w:t>7. On this day in space! Aug. 8, 1977: Soviet Union's Salyut 5 reconnaissance space station burns up in Earth's atmosphere</w:t>
+        <w:t>6. On this day in space! Aug. 8, 1977: Soviet Union's Salyut 5 reconnaissance space station burns up in Earth's atmosphere</w:t>
       </w:r>
     </w:p>
     <w:p>
@@ -697,7 +608,7 @@
         <w:spacing w:after="80"/>
         <w:jc w:val="left"/>
       </w:pPr>
-      <w:hyperlink r:id="rId24">
+      <w:hyperlink r:id="rId22">
         <w:r>
           <w:rPr>
             <w:color w:val="0000FF"/>
@@ -716,7 +627,7 @@
         <w:drawing>
           <wp:inline xmlns:a="http://schemas.openxmlformats.org/drawingml/2006/main" xmlns:pic="http://schemas.openxmlformats.org/drawingml/2006/picture">
             <wp:extent cx="4389120" cy="3531870"/>
-            <wp:docPr id="9" name="Picture 9"/>
+            <wp:docPr id="8" name="Picture 8"/>
             <wp:cNvGraphicFramePr>
               <a:graphicFrameLocks noChangeAspect="1"/>
             </wp:cNvGraphicFramePr>
@@ -728,7 +639,7 @@
                     <pic:cNvPicPr/>
                   </pic:nvPicPr>
                   <pic:blipFill>
-                    <a:blip r:embed="rId25"/>
+                    <a:blip r:embed="rId23"/>
                     <a:stretch>
                       <a:fillRect/>
                     </a:stretch>
@@ -778,7 +689,7 @@
           <w:b/>
           <w:sz w:val="26"/>
         </w:rPr>
-        <w:t>8. Don't miss the crescent moon shine close to the red light of Mars before dawn on Aug. 9</w:t>
+        <w:t>7. Don't miss the crescent moon shine close to the red light of Mars before dawn on Aug. 9</w:t>
       </w:r>
     </w:p>
     <w:p>
@@ -786,7 +697,7 @@
         <w:spacing w:after="80"/>
         <w:jc w:val="left"/>
       </w:pPr>
-      <w:hyperlink r:id="rId26">
+      <w:hyperlink r:id="rId24">
         <w:r>
           <w:rPr>
             <w:color w:val="0000FF"/>
@@ -805,7 +716,7 @@
         <w:drawing>
           <wp:inline xmlns:a="http://schemas.openxmlformats.org/drawingml/2006/main" xmlns:pic="http://schemas.openxmlformats.org/drawingml/2006/picture">
             <wp:extent cx="4389120" cy="2468880"/>
-            <wp:docPr id="10" name="Picture 10"/>
+            <wp:docPr id="9" name="Picture 9"/>
             <wp:cNvGraphicFramePr>
               <a:graphicFrameLocks noChangeAspect="1"/>
             </wp:cNvGraphicFramePr>
@@ -817,7 +728,7 @@
                     <pic:cNvPicPr/>
                   </pic:nvPicPr>
                   <pic:blipFill>
-                    <a:blip r:embed="rId27"/>
+                    <a:blip r:embed="rId25"/>
                     <a:stretch>
                       <a:fillRect/>
                     </a:stretch>
@@ -867,7 +778,7 @@
           <w:b/>
           <w:sz w:val="26"/>
         </w:rPr>
-        <w:t>9. SpaceX West Coast launch surge continues with Starlink mission</w:t>
+        <w:t>8. SpaceX West Coast launch surge continues with Starlink mission</w:t>
       </w:r>
     </w:p>
     <w:p>
@@ -875,7 +786,7 @@
         <w:spacing w:after="80"/>
         <w:jc w:val="left"/>
       </w:pPr>
-      <w:hyperlink r:id="rId28">
+      <w:hyperlink r:id="rId26">
         <w:r>
           <w:rPr>
             <w:color w:val="0000FF"/>
@@ -894,7 +805,7 @@
         <w:drawing>
           <wp:inline xmlns:a="http://schemas.openxmlformats.org/drawingml/2006/main" xmlns:pic="http://schemas.openxmlformats.org/drawingml/2006/picture">
             <wp:extent cx="4389120" cy="2835449"/>
-            <wp:docPr id="11" name="Picture 11"/>
+            <wp:docPr id="10" name="Picture 10"/>
             <wp:cNvGraphicFramePr>
               <a:graphicFrameLocks noChangeAspect="1"/>
             </wp:cNvGraphicFramePr>
@@ -906,7 +817,7 @@
                     <pic:cNvPicPr/>
                   </pic:nvPicPr>
                   <pic:blipFill>
-                    <a:blip r:embed="rId29"/>
+                    <a:blip r:embed="rId27"/>
                     <a:stretch>
                       <a:fillRect/>
                     </a:stretch>
@@ -956,7 +867,7 @@
           <w:b/>
           <w:sz w:val="26"/>
         </w:rPr>
-        <w:t>10. China's missiles that can damage aircraft carriers could pose threat to US in Taiwan conflict</w:t>
+        <w:t>9. China's missiles that can damage aircraft carriers could pose threat to US in Taiwan conflict</w:t>
       </w:r>
     </w:p>
     <w:p>
@@ -964,7 +875,7 @@
         <w:spacing w:after="80"/>
         <w:jc w:val="left"/>
       </w:pPr>
-      <w:hyperlink r:id="rId30">
+      <w:hyperlink r:id="rId28">
         <w:r>
           <w:rPr>
             <w:color w:val="0000FF"/>
@@ -983,7 +894,7 @@
         <w:drawing>
           <wp:inline xmlns:a="http://schemas.openxmlformats.org/drawingml/2006/main" xmlns:pic="http://schemas.openxmlformats.org/drawingml/2006/picture">
             <wp:extent cx="4389120" cy="2470912"/>
-            <wp:docPr id="12" name="Picture 12"/>
+            <wp:docPr id="11" name="Picture 11"/>
             <wp:cNvGraphicFramePr>
               <a:graphicFrameLocks noChangeAspect="1"/>
             </wp:cNvGraphicFramePr>
@@ -995,7 +906,7 @@
                     <pic:cNvPicPr/>
                   </pic:nvPicPr>
                   <pic:blipFill>
-                    <a:blip r:embed="rId31"/>
+                    <a:blip r:embed="rId29"/>
                     <a:stretch>
                       <a:fillRect/>
                     </a:stretch>
@@ -1045,7 +956,7 @@
           <w:b/>
           <w:sz w:val="26"/>
         </w:rPr>
-        <w:t>11. Lockheed Martin's new defense vision connects satellites, F-35s and missiles</w:t>
+        <w:t>10. Lockheed Martin's new defense vision connects satellites, F-35s and missiles</w:t>
       </w:r>
     </w:p>
     <w:p>
@@ -1053,7 +964,7 @@
         <w:spacing w:after="80"/>
         <w:jc w:val="left"/>
       </w:pPr>
-      <w:hyperlink r:id="rId32">
+      <w:hyperlink r:id="rId30">
         <w:r>
           <w:rPr>
             <w:color w:val="0000FF"/>
@@ -1072,7 +983,7 @@
         <w:drawing>
           <wp:inline xmlns:a="http://schemas.openxmlformats.org/drawingml/2006/main" xmlns:pic="http://schemas.openxmlformats.org/drawingml/2006/picture">
             <wp:extent cx="4389120" cy="2718092"/>
-            <wp:docPr id="13" name="Picture 13"/>
+            <wp:docPr id="12" name="Picture 12"/>
             <wp:cNvGraphicFramePr>
               <a:graphicFrameLocks noChangeAspect="1"/>
             </wp:cNvGraphicFramePr>
@@ -1084,7 +995,7 @@
                     <pic:cNvPicPr/>
                   </pic:nvPicPr>
                   <pic:blipFill>
-                    <a:blip r:embed="rId33"/>
+                    <a:blip r:embed="rId31"/>
                     <a:stretch>
                       <a:fillRect/>
                     </a:stretch>
